--- a/app/templates/tldn/JSC/000_Hướng dẫn ký.docx
+++ b/app/templates/tldn/JSC/000_Hướng dẫn ký.docx
@@ -329,8 +329,25 @@
           </w:tcPr>
           <w:p>
             <w:pPr>
-              <w:pStyle w:val="ListParagraph"/>
+              <w:ind w:left="1100" w:hanging="930"/>
+              <w:rPr>
+                <w:rFonts w:ascii="Times New Roman" w:hAnsi="Times New Roman" w:cs="Times New Roman"/>
+                <w:b/>
+                <w:bCs/>
+                <w:sz w:val="24"/>
+                <w:szCs w:val="24"/>
+              </w:rPr>
             </w:pPr>
+            <w:r>
+              <w:rPr>
+                <w:rFonts w:ascii="Times New Roman" w:hAnsi="Times New Roman" w:cs="Times New Roman"/>
+                <w:b/>
+                <w:bCs/>
+                <w:sz w:val="24"/>
+                <w:szCs w:val="24"/>
+              </w:rPr>
+              <w:t>1</w:t>
+            </w:r>
           </w:p>
         </w:tc>
         <w:tc>
@@ -520,8 +537,25 @@
           </w:tcPr>
           <w:p>
             <w:pPr>
-              <w:pStyle w:val="ListParagraph"/>
+              <w:jc w:val="center"/>
+              <w:rPr>
+                <w:rFonts w:ascii="Times New Roman" w:hAnsi="Times New Roman" w:cs="Times New Roman"/>
+                <w:b/>
+                <w:bCs/>
+                <w:sz w:val="24"/>
+                <w:szCs w:val="24"/>
+              </w:rPr>
             </w:pPr>
+            <w:r>
+              <w:rPr>
+                <w:rFonts w:ascii="Times New Roman" w:hAnsi="Times New Roman" w:cs="Times New Roman"/>
+                <w:b/>
+                <w:bCs/>
+                <w:sz w:val="24"/>
+                <w:szCs w:val="24"/>
+              </w:rPr>
+              <w:t>2</w:t>
+            </w:r>
           </w:p>
         </w:tc>
         <w:tc>
@@ -624,17 +658,7 @@
                 <w:sz w:val="24"/>
                 <w:szCs w:val="24"/>
               </w:rPr>
-              <w:t xml:space="preserve">{{ </w:t>
-            </w:r>
-            <w:r>
-              <w:rPr>
-                <w:rFonts w:ascii="Times New Roman" w:eastAsia="Times New Roman" w:hAnsi="Times New Roman" w:cs="Times New Roman"/>
-                <w:b/>
-                <w:bCs/>
-                <w:sz w:val="24"/>
-                <w:szCs w:val="24"/>
-              </w:rPr>
-              <w:t>founders</w:t>
+              <w:t>{{ founders</w:t>
             </w:r>
             <w:proofErr w:type="gramEnd"/>
             <w:r>
@@ -797,8 +821,25 @@
           </w:tcPr>
           <w:p>
             <w:pPr>
-              <w:pStyle w:val="ListParagraph"/>
+              <w:jc w:val="center"/>
+              <w:rPr>
+                <w:rFonts w:ascii="Times New Roman" w:hAnsi="Times New Roman" w:cs="Times New Roman"/>
+                <w:b/>
+                <w:bCs/>
+                <w:sz w:val="24"/>
+                <w:szCs w:val="24"/>
+              </w:rPr>
             </w:pPr>
+            <w:r>
+              <w:rPr>
+                <w:rFonts w:ascii="Times New Roman" w:hAnsi="Times New Roman" w:cs="Times New Roman"/>
+                <w:b/>
+                <w:bCs/>
+                <w:sz w:val="24"/>
+                <w:szCs w:val="24"/>
+              </w:rPr>
+              <w:t>3</w:t>
+            </w:r>
           </w:p>
         </w:tc>
         <w:tc>
@@ -1134,8 +1175,25 @@
           </w:tcPr>
           <w:p>
             <w:pPr>
-              <w:pStyle w:val="ListParagraph"/>
+              <w:jc w:val="center"/>
+              <w:rPr>
+                <w:rFonts w:ascii="Times New Roman" w:hAnsi="Times New Roman" w:cs="Times New Roman"/>
+                <w:b/>
+                <w:bCs/>
+                <w:sz w:val="24"/>
+                <w:szCs w:val="24"/>
+              </w:rPr>
             </w:pPr>
+            <w:r>
+              <w:rPr>
+                <w:rFonts w:ascii="Times New Roman" w:hAnsi="Times New Roman" w:cs="Times New Roman"/>
+                <w:b/>
+                <w:bCs/>
+                <w:sz w:val="24"/>
+                <w:szCs w:val="24"/>
+              </w:rPr>
+              <w:t>4</w:t>
+            </w:r>
           </w:p>
         </w:tc>
         <w:tc>
@@ -1319,8 +1377,25 @@
           </w:tcPr>
           <w:p>
             <w:pPr>
-              <w:pStyle w:val="ListParagraph"/>
+              <w:jc w:val="center"/>
+              <w:rPr>
+                <w:rFonts w:ascii="Times New Roman" w:hAnsi="Times New Roman" w:cs="Times New Roman"/>
+                <w:b/>
+                <w:bCs/>
+                <w:sz w:val="24"/>
+                <w:szCs w:val="24"/>
+              </w:rPr>
             </w:pPr>
+            <w:r>
+              <w:rPr>
+                <w:rFonts w:ascii="Times New Roman" w:hAnsi="Times New Roman" w:cs="Times New Roman"/>
+                <w:b/>
+                <w:bCs/>
+                <w:sz w:val="24"/>
+                <w:szCs w:val="24"/>
+              </w:rPr>
+              <w:t>5</w:t>
+            </w:r>
           </w:p>
         </w:tc>
         <w:tc>
@@ -1506,8 +1581,25 @@
           </w:tcPr>
           <w:p>
             <w:pPr>
-              <w:pStyle w:val="ListParagraph"/>
+              <w:jc w:val="center"/>
+              <w:rPr>
+                <w:rFonts w:ascii="Times New Roman" w:hAnsi="Times New Roman" w:cs="Times New Roman"/>
+                <w:b/>
+                <w:bCs/>
+                <w:sz w:val="24"/>
+                <w:szCs w:val="24"/>
+              </w:rPr>
             </w:pPr>
+            <w:r>
+              <w:rPr>
+                <w:rFonts w:ascii="Times New Roman" w:hAnsi="Times New Roman" w:cs="Times New Roman"/>
+                <w:b/>
+                <w:bCs/>
+                <w:sz w:val="24"/>
+                <w:szCs w:val="24"/>
+              </w:rPr>
+              <w:t>6</w:t>
+            </w:r>
           </w:p>
         </w:tc>
         <w:tc>
@@ -1721,8 +1813,25 @@
           </w:tcPr>
           <w:p>
             <w:pPr>
-              <w:pStyle w:val="ListParagraph"/>
+              <w:jc w:val="center"/>
+              <w:rPr>
+                <w:rFonts w:ascii="Times New Roman" w:hAnsi="Times New Roman" w:cs="Times New Roman"/>
+                <w:b/>
+                <w:bCs/>
+                <w:sz w:val="24"/>
+                <w:szCs w:val="24"/>
+              </w:rPr>
             </w:pPr>
+            <w:r>
+              <w:rPr>
+                <w:rFonts w:ascii="Times New Roman" w:hAnsi="Times New Roman" w:cs="Times New Roman"/>
+                <w:b/>
+                <w:bCs/>
+                <w:sz w:val="24"/>
+                <w:szCs w:val="24"/>
+              </w:rPr>
+              <w:t>7</w:t>
+            </w:r>
           </w:p>
         </w:tc>
         <w:tc>
@@ -1889,11 +1998,27 @@
           </w:tcPr>
           <w:p>
             <w:pPr>
-              <w:pStyle w:val="ListParagraph"/>
-              <w:rPr>
-                <w:lang w:val="vi-VN"/>
+              <w:jc w:val="center"/>
+              <w:rPr>
+                <w:rFonts w:ascii="Times New Roman" w:hAnsi="Times New Roman" w:cs="Times New Roman"/>
+                <w:b/>
+                <w:bCs/>
+                <w:sz w:val="24"/>
+                <w:szCs w:val="24"/>
+                <w:lang w:val="en-US"/>
               </w:rPr>
             </w:pPr>
+            <w:r>
+              <w:rPr>
+                <w:rFonts w:ascii="Times New Roman" w:hAnsi="Times New Roman" w:cs="Times New Roman"/>
+                <w:b/>
+                <w:bCs/>
+                <w:sz w:val="24"/>
+                <w:szCs w:val="24"/>
+                <w:lang w:val="en-US"/>
+              </w:rPr>
+              <w:t>8</w:t>
+            </w:r>
           </w:p>
         </w:tc>
         <w:tc>
@@ -2216,7 +2341,7 @@
       <w:lvlText w:val="%1."/>
       <w:lvlJc w:val="left"/>
       <w:pPr>
-        <w:ind w:left="1100" w:hanging="930"/>
+        <w:ind w:left="930" w:hanging="930"/>
       </w:pPr>
       <w:rPr>
         <w:rFonts w:ascii="Times New Roman" w:hAnsi="Times New Roman" w:hint="default"/>
